--- a/docs/downloads/frank-binford-hole/doc_0149.docx
+++ b/docs/downloads/frank-binford-hole/doc_0149.docx
@@ -1,12 +1,11 @@
 
 <file path=word/document.xml><?xml version="1.0" encoding="utf-8"?>
-<w:document xmlns:wpc="http://schemas.microsoft.com/office/word/2010/wordprocessingCanvas" xmlns:cx="http://schemas.microsoft.com/office/drawing/2014/chartex" xmlns:cx1="http://schemas.microsoft.com/office/drawing/2015/9/8/chartex" xmlns:cx2="http://schemas.microsoft.com/office/drawing/2015/10/21/chartex" xmlns:cx3="http://schemas.microsoft.com/office/drawing/2016/5/9/chartex" xmlns:cx4="http://schemas.microsoft.com/office/drawing/2016/5/10/chartex" xmlns:cx5="http://schemas.microsoft.com/office/drawing/2016/5/11/chartex" xmlns:cx6="http://schemas.microsoft.com/office/drawing/2016/5/12/chartex" xmlns:cx7="http://schemas.microsoft.com/office/drawing/2016/5/13/chartex" xmlns:cx8="http://schemas.microsoft.com/office/drawing/2016/5/14/chartex" xmlns:mc="http://schemas.openxmlformats.org/markup-compatibility/2006" xmlns:aink="http://schemas.microsoft.com/office/drawing/2016/ink" xmlns:am3d="http://schemas.microsoft.com/office/drawing/2017/model3d" xmlns:o="urn:schemas-microsoft-com:office:office" xmlns:oel="http://schemas.microsoft.com/office/2019/extlst" xmlns:r="http://schemas.openxmlformats.org/officeDocument/2006/relationships" xmlns:m="http://schemas.openxmlformats.org/officeDocument/2006/math" xmlns:v="urn:schemas-microsoft-com:vml" xmlns:wp14="http://schemas.microsoft.com/office/word/2010/wordprocessingDrawing" xmlns:wp="http://schemas.openxmlformats.org/drawingml/2006/wordprocessingDrawing" xmlns:w10="urn:schemas-microsoft-com:office:word" xmlns:w="http://schemas.openxmlformats.org/wordprocessingml/2006/main" xmlns:w14="http://schemas.microsoft.com/office/word/2010/wordml" xmlns:w15="http://schemas.microsoft.com/office/word/2012/wordml" xmlns:w16cex="http://schemas.microsoft.com/office/word/2018/wordml/cex" xmlns:w16cid="http://schemas.microsoft.com/office/word/2016/wordml/cid" xmlns:w16="http://schemas.microsoft.com/office/word/2018/wordml" xmlns:w16du="http://schemas.microsoft.com/office/word/2023/wordml/word16du" xmlns:w16sdtdh="http://schemas.microsoft.com/office/word/2020/wordml/sdtdatahash" xmlns:w16sdtfl="http://schemas.microsoft.com/office/word/2024/wordml/sdtformatlock" xmlns:w16se="http://schemas.microsoft.com/office/word/2015/wordml/symex" xmlns:wpg="http://schemas.microsoft.com/office/word/2010/wordprocessingGroup" xmlns:wpi="http://schemas.microsoft.com/office/word/2010/wordprocessingInk" xmlns:wne="http://schemas.microsoft.com/office/word/2006/wordml" xmlns:wps="http://schemas.microsoft.com/office/word/2010/wordprocessingShape" mc:Ignorable="w14 w15 w16se w16cid w16 w16cex w16sdtdh w16sdtfl w16du wp14">
+<w:document xmlns:wpc="http://schemas.microsoft.com/office/word/2010/wordprocessingCanvas" xmlns:cx="http://schemas.microsoft.com/office/drawing/2014/chartex" xmlns:cx1="http://schemas.microsoft.com/office/drawing/2015/9/8/chartex" xmlns:cx2="http://schemas.microsoft.com/office/drawing/2015/10/21/chartex" xmlns:cx3="http://schemas.microsoft.com/office/drawing/2016/5/9/chartex" xmlns:cx4="http://schemas.microsoft.com/office/drawing/2016/5/10/chartex" xmlns:cx5="http://schemas.microsoft.com/office/drawing/2016/5/11/chartex" xmlns:cx6="http://schemas.microsoft.com/office/drawing/2016/5/12/chartex" xmlns:cx7="http://schemas.microsoft.com/office/drawing/2016/5/13/chartex" xmlns:cx8="http://schemas.microsoft.com/office/drawing/2016/5/14/chartex" xmlns:mc="http://schemas.openxmlformats.org/markup-compatibility/2006" xmlns:aink="http://schemas.microsoft.com/office/drawing/2016/ink" xmlns:am3d="http://schemas.microsoft.com/office/drawing/2017/model3d" xmlns:o="urn:schemas-microsoft-com:office:office" xmlns:oel="http://schemas.microsoft.com/office/2019/extlst" xmlns:r="http://schemas.openxmlformats.org/officeDocument/2006/relationships" xmlns:m="http://schemas.openxmlformats.org/officeDocument/2006/math" xmlns:v="urn:schemas-microsoft-com:vml" xmlns:wp14="http://schemas.microsoft.com/office/word/2010/wordprocessingDrawing" xmlns:wp="http://schemas.openxmlformats.org/drawingml/2006/wordprocessingDrawing" xmlns:w10="urn:schemas-microsoft-com:office:word" xmlns:w="http://schemas.openxmlformats.org/wordprocessingml/2006/main" xmlns:w14="http://schemas.microsoft.com/office/word/2010/wordml" xmlns:w15="http://schemas.microsoft.com/office/word/2012/wordml" xmlns:w16cex="http://schemas.microsoft.com/office/word/2018/wordml/cex" xmlns:w16cid="http://schemas.microsoft.com/office/word/2016/wordml/cid" xmlns:w16="http://schemas.microsoft.com/office/word/2018/wordml" xmlns:w16sdtdh="http://schemas.microsoft.com/office/word/2020/wordml/sdtdatahash" xmlns:w16se="http://schemas.microsoft.com/office/word/2015/wordml/symex" xmlns:wpg="http://schemas.microsoft.com/office/word/2010/wordprocessingGroup" xmlns:wpi="http://schemas.microsoft.com/office/word/2010/wordprocessingInk" xmlns:wne="http://schemas.microsoft.com/office/word/2006/wordml" xmlns:wps="http://schemas.microsoft.com/office/word/2010/wordprocessingShape" mc:Ignorable="w14 w15 w16se w16cid w16 w16cex w16sdtdh wp14">
   <w:body>
     <w:p>
       <w:pPr>
-        <w:bidi/>
-        <w:jc w:val="both"/>
-        <w:rPr>
+        <w:rPr>
+          <w:rFonts w:hint="cs"/>
           <w:rtl/>
           <w:lang w:bidi="ar-SA"/>
         </w:rPr>
@@ -15,7 +14,7 @@
         <w:fldChar w:fldCharType="begin"/>
       </w:r>
       <w:r>
-        <w:instrText>HYPERLINK "https://www.bibelkommentare.de/kommentare/742/das-bild-gesunder-worte"</w:instrText>
+        <w:instrText>HYPERLINK "https://www.bibelstudium.de/articles/5148/sowohl-arm-als-auch-knecht.html"</w:instrText>
       </w:r>
       <w:r>
         <w:fldChar w:fldCharType="separate"/>
@@ -23,161 +22,225 @@
       <w:r>
         <w:rPr>
           <w:rStyle w:val="Hyperlink"/>
-          <w:rFonts w:hint="cs"/>
-          <w:rtl/>
-          <w:lang w:bidi="ar-SA"/>
-        </w:rPr>
-        <w:t>صورة التعليم الصحيح</w:t>
-      </w:r>
-      <w:r>
+          <w:rtl/>
+        </w:rPr>
+        <w:t xml:space="preserve">كما أنه </w:t>
+      </w:r>
+      <w:r>
+        <w:rPr>
+          <w:rStyle w:val="Hyperlink"/>
+          <w:rFonts w:hint="cs"/>
+          <w:rtl/>
+        </w:rPr>
+        <w:t>"</w:t>
+      </w:r>
+      <w:r>
+        <w:rPr>
+          <w:rStyle w:val="Hyperlink"/>
+          <w:rtl/>
+        </w:rPr>
+        <w:t>عبد</w:t>
+      </w:r>
+      <w:r>
+        <w:rPr>
+          <w:rStyle w:val="Hyperlink"/>
+          <w:rFonts w:hint="cs"/>
+          <w:rtl/>
+        </w:rPr>
+        <w:t>"</w:t>
+      </w:r>
+      <w:r>
+        <w:rPr>
+          <w:rStyle w:val="Hyperlink"/>
+          <w:rtl/>
+        </w:rPr>
+        <w:t xml:space="preserve"> هكذا هو </w:t>
+      </w:r>
+      <w:r>
+        <w:rPr>
+          <w:rStyle w:val="Hyperlink"/>
+          <w:rFonts w:hint="cs"/>
+          <w:rtl/>
+        </w:rPr>
+        <w:t>"</w:t>
+      </w:r>
+      <w:r>
+        <w:rPr>
+          <w:rStyle w:val="Hyperlink"/>
+          <w:rtl/>
+        </w:rPr>
+        <w:t>ذراع</w:t>
+      </w:r>
+      <w:r>
+        <w:rPr>
+          <w:rStyle w:val="Hyperlink"/>
+          <w:rFonts w:hint="cs"/>
+          <w:rtl/>
+        </w:rPr>
+        <w:t>"</w:t>
+      </w:r>
+      <w:r>
+        <w:rPr>
+          <w:rStyle w:val="Hyperlink"/>
+        </w:rPr>
         <w:fldChar w:fldCharType="end"/>
+      </w:r>
+      <w:r>
+        <w:rPr>
+          <w:u w:val="single"/>
+          <w:rtl/>
+        </w:rPr>
+        <w:t xml:space="preserve"> </w:t>
+      </w:r>
+      <w:r>
+        <w:rPr>
+          <w:rStyle w:val="Hyperlink"/>
+          <w:rtl/>
+        </w:rPr>
+        <w:t>أيضًا</w:t>
       </w:r>
     </w:p>
     <w:p>
       <w:pPr>
-        <w:jc w:val="both"/>
-        <w:rPr>
-          <w:rtl/>
-          <w:lang w:bidi="ar-SA"/>
-        </w:rPr>
+        <w:bidi w:val="0"/>
       </w:pPr>
       <w:r>
-        <w:rPr>
-          <w:lang w:bidi="ar-SA"/>
-        </w:rPr>
-        <w:t>Frank Binford Hole</w:t>
+        <w:t>F. B. Hole</w:t>
       </w:r>
     </w:p>
     <w:p>
       <w:pPr>
-        <w:bidi/>
-        <w:jc w:val="both"/>
-        <w:rPr>
-          <w:rtl/>
-          <w:lang w:bidi="ar-SA"/>
-        </w:rPr>
-        <w:sectPr>
-          <w:pgSz w:w="12240" w:h="15840"/>
-          <w:pgMar w:top="1440" w:right="1800" w:bottom="1440" w:left="1800" w:header="720" w:footer="720" w:gutter="0"/>
-          <w:cols w:space="720"/>
-          <w:docGrid w:linePitch="360"/>
-        </w:sectPr>
+        <w:rPr>
+          <w:rtl/>
+        </w:rPr>
       </w:pPr>
       <w:r>
         <w:rPr>
           <w:rFonts w:hint="cs"/>
           <w:rtl/>
-          <w:lang w:bidi="ar-SA"/>
-        </w:rPr>
-        <w:t>الفصول التالية تسلمنا نظرة عامة مختصرة عن حقائق كتابية متعلقة بأسس المسيحية. إننا لن نتمكن من تقدير مركزنا أو مقامنا أمام الله فعلاً إن لم نفهم هذه المواضيع الهامة. يا ليت الرب يباركنا جميعًا بهذا التأمل وليوقظ فينا تقديرًا أكبر لربنا ومخلصنا يسوع المسيح.</w:t>
+        </w:rPr>
+        <w:t xml:space="preserve">إشعياء 40 </w:t>
+      </w:r>
+      <w:r>
+        <w:rPr>
+          <w:rtl/>
+        </w:rPr>
+        <w:t>–</w:t>
+      </w:r>
+      <w:r>
+        <w:rPr>
+          <w:rFonts w:hint="cs"/>
+          <w:rtl/>
+        </w:rPr>
+        <w:t xml:space="preserve"> 66</w:t>
       </w:r>
     </w:p>
     <w:p>
       <w:pPr>
-        <w:bidi/>
-        <w:jc w:val="both"/>
-        <w:rPr>
-          <w:rtl/>
-          <w:lang w:bidi="ar-SA"/>
+        <w:rPr>
+          <w:rtl/>
         </w:rPr>
       </w:pPr>
       <w:r>
         <w:rPr>
           <w:rFonts w:hint="cs"/>
           <w:rtl/>
-          <w:lang w:bidi="ar-SA"/>
-        </w:rPr>
-        <w:t>الفصل 1: إيمان وأعمال</w:t>
+        </w:rPr>
+        <w:t xml:space="preserve">إننا </w:t>
+      </w:r>
+      <w:r>
+        <w:rPr>
+          <w:rFonts w:hint="cs"/>
+          <w:rtl/>
+        </w:rPr>
+        <w:t xml:space="preserve">في إشعياء 40 </w:t>
+      </w:r>
+      <w:r>
+        <w:rPr>
+          <w:rtl/>
+        </w:rPr>
+        <w:t>–</w:t>
+      </w:r>
+      <w:r>
+        <w:rPr>
+          <w:rFonts w:hint="cs"/>
+          <w:rtl/>
+        </w:rPr>
+        <w:t xml:space="preserve"> 66 نجد سلسلة من النبوات عن الرب يسوع المسيح. بحسب اعتقادنا هي من ضمن أكثر النبوات الملفتة للنظر في كل العهد القديم. إنه في هذه النبوات يُقدّ</w:t>
+      </w:r>
+      <w:r>
+        <w:rPr>
+          <w:rFonts w:hint="cs"/>
+          <w:rtl/>
+        </w:rPr>
+        <w:t>َ</w:t>
+      </w:r>
+      <w:r>
+        <w:rPr>
+          <w:rFonts w:hint="cs"/>
+          <w:rtl/>
+        </w:rPr>
+        <w:t>م في صورتين: أولاً كـ"ذراع الرب" وثانيًا كـ"عبدي"، أي كـ"عبد الرب".</w:t>
       </w:r>
     </w:p>
     <w:p>
       <w:pPr>
-        <w:bidi/>
-        <w:jc w:val="both"/>
-        <w:rPr>
-          <w:rtl/>
-          <w:lang w:bidi="ar-SA"/>
+        <w:rPr>
+          <w:rtl/>
         </w:rPr>
       </w:pPr>
       <w:r>
         <w:rPr>
           <w:rFonts w:hint="cs"/>
           <w:rtl/>
-          <w:lang w:bidi="ar-SA"/>
-        </w:rPr>
-        <w:t xml:space="preserve">الكثير من الناس يعتقدون بأنه لا يمكن التوفيق ما بين الإيمان والأعمال في المسيحية </w:t>
-      </w:r>
-      <w:r>
-        <w:rPr>
-          <w:rtl/>
-          <w:lang w:bidi="ar-SA"/>
-        </w:rPr>
-        <w:t>–</w:t>
-      </w:r>
-      <w:r>
-        <w:rPr>
-          <w:rFonts w:hint="cs"/>
-          <w:rtl/>
-          <w:lang w:bidi="ar-SA"/>
-        </w:rPr>
-        <w:t xml:space="preserve"> لكن هذا ليس صحيحًا. صحيح أننا لا نخلص بإنجاز بشري أو بأعمال صالحة، وإنما فقط بالإيمان بالرب يسوع المسيح. إلا أن الكتاب المقدس يتكلم عن نوع من الأعمال الحسنة متناغمة تمامًا مع الإيمان، نعم وحتى مرتبطة ارتباط وثيق به. وهو يتكلم أيضًا عن أعمال رديئة.</w:t>
+        </w:rPr>
+        <w:t>باعتباره "الذراع" هو محق</w:t>
+      </w:r>
+      <w:r>
+        <w:rPr>
+          <w:rFonts w:hint="cs"/>
+          <w:rtl/>
+        </w:rPr>
+        <w:t>ِّ</w:t>
+      </w:r>
+      <w:r>
+        <w:rPr>
+          <w:rFonts w:hint="cs"/>
+          <w:rtl/>
+        </w:rPr>
+        <w:t xml:space="preserve">ق رضى الرب بالنعمة </w:t>
+      </w:r>
+      <w:r>
+        <w:rPr>
+          <w:rFonts w:hint="cs"/>
+          <w:rtl/>
+        </w:rPr>
+        <w:t>و</w:t>
+      </w:r>
+      <w:r>
+        <w:rPr>
+          <w:rFonts w:hint="cs"/>
+          <w:rtl/>
+        </w:rPr>
+        <w:t>بالقضاء. باعتباره كـ"عبد" هو يتضع ليتألم وبالتالي ليضع الأساس العادل الذي سيُبنى عليه بناء مسرة الله. في مجيئه الأول اعتُبر كـ"العبد"، وفي ظهوره الثاني سيُعلَن كـ"الذراع".</w:t>
       </w:r>
     </w:p>
     <w:p>
       <w:pPr>
-        <w:bidi/>
-        <w:jc w:val="both"/>
-        <w:rPr>
-          <w:rtl/>
-          <w:lang w:bidi="ar-SA"/>
+        <w:rPr>
+          <w:rtl/>
         </w:rPr>
       </w:pPr>
       <w:r>
         <w:rPr>
           <w:rFonts w:hint="cs"/>
           <w:rtl/>
-          <w:lang w:bidi="ar-SA"/>
-        </w:rPr>
-        <w:t xml:space="preserve">في </w:t>
-      </w:r>
-      <w:proofErr w:type="spellStart"/>
-      <w:r>
-        <w:rPr>
-          <w:rFonts w:hint="cs"/>
-          <w:rtl/>
-          <w:lang w:bidi="ar-SA"/>
-        </w:rPr>
-        <w:t>كولوسي</w:t>
-      </w:r>
-      <w:proofErr w:type="spellEnd"/>
-      <w:r>
-        <w:rPr>
-          <w:rFonts w:hint="cs"/>
-          <w:rtl/>
-          <w:lang w:bidi="ar-SA"/>
-        </w:rPr>
-        <w:t xml:space="preserve"> 1: 21 ن</w:t>
-      </w:r>
-      <w:r>
-        <w:rPr>
-          <w:rFonts w:hint="cs"/>
-          <w:rtl/>
-          <w:lang w:bidi="ar-SA"/>
-        </w:rPr>
-        <w:t>ح</w:t>
-      </w:r>
-      <w:r>
-        <w:rPr>
-          <w:rFonts w:hint="cs"/>
-          <w:rtl/>
-          <w:lang w:bidi="ar-SA"/>
-        </w:rPr>
-        <w:t xml:space="preserve">ن نجد "أعمالاً شريرة" </w:t>
-      </w:r>
-      <w:r>
-        <w:rPr>
-          <w:rtl/>
-          <w:lang w:bidi="ar-SA"/>
+        </w:rPr>
+        <w:t xml:space="preserve">باعتباره "ذراع" الرب يُشار إليه هكذا بصورة خاصة في إشعياء 40: 9 </w:t>
+      </w:r>
+      <w:r>
+        <w:rPr>
+          <w:rtl/>
         </w:rPr>
         <w:t>–</w:t>
       </w:r>
@@ -185,281 +248,156 @@
         <w:rPr>
           <w:rFonts w:hint="cs"/>
           <w:rtl/>
-          <w:lang w:bidi="ar-SA"/>
-        </w:rPr>
-        <w:t xml:space="preserve"> العواقب الوخيمة للطبيعة الساقطة، الفاسدة والخاطئة لنسل آدم. هذه الأعمال هي </w:t>
-      </w:r>
-      <w:r>
-        <w:rPr>
-          <w:rFonts w:hint="cs"/>
-          <w:rtl/>
-          <w:lang w:bidi="ar-SA"/>
-        </w:rPr>
-        <w:t>الثمار الرديئة من شجرة رديئة.</w:t>
+        </w:rPr>
+        <w:t xml:space="preserve"> 11؛ 51: 4 </w:t>
+      </w:r>
+      <w:r>
+        <w:rPr>
+          <w:rtl/>
+        </w:rPr>
+        <w:t>–</w:t>
+      </w:r>
+      <w:r>
+        <w:rPr>
+          <w:rFonts w:hint="cs"/>
+          <w:rtl/>
+        </w:rPr>
+        <w:t xml:space="preserve"> 16؛ 52: 13 </w:t>
+      </w:r>
+      <w:r>
+        <w:rPr>
+          <w:rtl/>
+        </w:rPr>
+        <w:t>–</w:t>
+      </w:r>
+      <w:r>
+        <w:rPr>
+          <w:rFonts w:hint="cs"/>
+          <w:rtl/>
+        </w:rPr>
+        <w:t xml:space="preserve"> 53: 1؛ 59: 16؛ 63: 5 و 12.</w:t>
       </w:r>
     </w:p>
     <w:p>
       <w:pPr>
-        <w:bidi/>
-        <w:jc w:val="both"/>
-        <w:rPr>
-          <w:rtl/>
-          <w:lang w:bidi="ar-SA"/>
+        <w:rPr>
+          <w:rtl/>
         </w:rPr>
       </w:pPr>
       <w:r>
         <w:rPr>
           <w:rFonts w:hint="cs"/>
           <w:rtl/>
-          <w:lang w:bidi="ar-SA"/>
-        </w:rPr>
-        <w:t>في عبرانيين 9: 14 نحن نقرأ عن "أعمال ميتة". إن هذا على سبيل المثال القيام بالتزامات ووصايا دينية على أمل نوال البركة والحياة الأبدية. إنها "</w:t>
-      </w:r>
-      <w:proofErr w:type="spellStart"/>
-      <w:r>
-        <w:rPr>
-          <w:rFonts w:hint="cs"/>
-          <w:rtl/>
-          <w:lang w:bidi="ar-SA"/>
-        </w:rPr>
-        <w:t>تبررات</w:t>
-      </w:r>
-      <w:proofErr w:type="spellEnd"/>
-      <w:r>
-        <w:rPr>
-          <w:rFonts w:hint="cs"/>
-          <w:rtl/>
-          <w:lang w:bidi="ar-SA"/>
-        </w:rPr>
-        <w:t>" بشرية هي في عيني الله</w:t>
-      </w:r>
-      <w:r>
-        <w:rPr>
-          <w:rFonts w:hint="cs"/>
-          <w:rtl/>
-        </w:rPr>
-        <w:t xml:space="preserve"> "</w:t>
-      </w:r>
-      <w:r>
-        <w:rPr>
-          <w:rtl/>
-        </w:rPr>
-        <w:t xml:space="preserve"> </w:t>
-      </w:r>
-      <w:r>
-        <w:rPr>
-          <w:rtl/>
-          <w:lang w:bidi="ar-SA"/>
-        </w:rPr>
-        <w:t>كَثَوْبِ عِدَّةٍ</w:t>
-      </w:r>
-      <w:r>
-        <w:rPr>
-          <w:rFonts w:hint="cs"/>
-          <w:rtl/>
-          <w:lang w:bidi="ar-SA"/>
-        </w:rPr>
-        <w:t xml:space="preserve"> (ثوب قذر)" (</w:t>
-      </w:r>
-      <w:proofErr w:type="spellStart"/>
-      <w:r>
-        <w:rPr>
-          <w:rFonts w:hint="cs"/>
-          <w:rtl/>
-          <w:lang w:bidi="ar-SA"/>
-        </w:rPr>
-        <w:t>أشعياء</w:t>
-      </w:r>
-      <w:proofErr w:type="spellEnd"/>
-      <w:r>
-        <w:rPr>
-          <w:rFonts w:hint="cs"/>
-          <w:rtl/>
-          <w:lang w:bidi="ar-SA"/>
-        </w:rPr>
-        <w:t xml:space="preserve"> 64: </w:t>
-      </w:r>
-      <w:r>
-        <w:rPr>
-          <w:rFonts w:hint="cs"/>
-          <w:rtl/>
-          <w:lang w:bidi="ar-SA"/>
-        </w:rPr>
-        <w:t>6</w:t>
-      </w:r>
-      <w:r>
-        <w:rPr>
-          <w:rFonts w:hint="cs"/>
-          <w:rtl/>
-          <w:lang w:bidi="ar-SA"/>
-        </w:rPr>
-        <w:t>).</w:t>
-      </w:r>
-      <w:r>
-        <w:rPr>
-          <w:rFonts w:hint="cs"/>
-          <w:rtl/>
-          <w:lang w:bidi="ar-SA"/>
-        </w:rPr>
-        <w:t xml:space="preserve"> هذه الأعمال هي من ثمار ذات الشجرة الرديئة التي زُرعت بأفضل زراعة </w:t>
-      </w:r>
-      <w:r>
-        <w:rPr>
-          <w:rtl/>
-          <w:lang w:bidi="ar-SA"/>
-        </w:rPr>
-        <w:t>–</w:t>
-      </w:r>
-      <w:r>
-        <w:rPr>
-          <w:rFonts w:hint="cs"/>
-          <w:rtl/>
-          <w:lang w:bidi="ar-SA"/>
-        </w:rPr>
-        <w:t xml:space="preserve"> غير أن الثمر رديء لأن العالم ليس له القدرة بأن يُخرج من الشوك</w:t>
-      </w:r>
-      <w:r>
-        <w:rPr>
-          <w:rtl/>
-        </w:rPr>
-        <w:t xml:space="preserve"> </w:t>
-      </w:r>
-      <w:r>
-        <w:rPr>
-          <w:rtl/>
-          <w:lang w:bidi="ar-SA"/>
-        </w:rPr>
-        <w:t>عنبًا</w:t>
-      </w:r>
-      <w:r>
-        <w:rPr>
-          <w:rFonts w:hint="cs"/>
-          <w:rtl/>
-          <w:lang w:bidi="ar-SA"/>
-        </w:rPr>
-        <w:t xml:space="preserve"> أو</w:t>
-      </w:r>
-      <w:r>
-        <w:rPr>
-          <w:rFonts w:hint="cs"/>
-          <w:rtl/>
-          <w:lang w:bidi="ar-SA"/>
-        </w:rPr>
-        <w:t xml:space="preserve"> من الحسك</w:t>
-      </w:r>
-      <w:r>
-        <w:rPr>
-          <w:rFonts w:hint="cs"/>
-          <w:rtl/>
-          <w:lang w:bidi="ar-SA"/>
-        </w:rPr>
-        <w:t xml:space="preserve"> تينًا</w:t>
-      </w:r>
-      <w:r>
-        <w:rPr>
-          <w:rFonts w:hint="cs"/>
-          <w:rtl/>
-          <w:lang w:bidi="ar-SA"/>
-        </w:rPr>
-        <w:t>.</w:t>
+        </w:rPr>
+        <w:t xml:space="preserve">إن خطفنا نظرة عابرة في هذه المقاطع </w:t>
+      </w:r>
+      <w:r>
+        <w:rPr>
+          <w:rFonts w:hint="cs"/>
+          <w:rtl/>
+        </w:rPr>
+        <w:t>س</w:t>
+      </w:r>
+      <w:r>
+        <w:rPr>
+          <w:rFonts w:hint="cs"/>
+          <w:rtl/>
+        </w:rPr>
+        <w:t>نتعلم بأن الرب الإله سيظهر من خلال "ذراعه" ليس بضعف، وإنما بقوة؛ لا ليتألم، بل ليملك وليُعطي أجرة. الأشرار سيحصلون على أجرتهم في الدينونة، لكن "الذراع" بذاته سيُظهر أيضًا إحسانه وسيتعامل برقة الراعي مع أصغر خراف الله وأكثرها ضعفًا.</w:t>
       </w:r>
     </w:p>
     <w:p>
       <w:pPr>
-        <w:bidi/>
-        <w:jc w:val="both"/>
-        <w:rPr>
-          <w:rtl/>
-          <w:lang w:bidi="ar-SA"/>
+        <w:rPr>
+          <w:rtl/>
         </w:rPr>
       </w:pPr>
       <w:r>
         <w:rPr>
           <w:rFonts w:hint="cs"/>
           <w:rtl/>
-          <w:lang w:bidi="ar-SA"/>
-        </w:rPr>
-        <w:t xml:space="preserve">في </w:t>
-      </w:r>
-      <w:proofErr w:type="spellStart"/>
-      <w:r>
-        <w:rPr>
-          <w:rFonts w:hint="cs"/>
-          <w:rtl/>
-          <w:lang w:bidi="ar-SA"/>
-        </w:rPr>
-        <w:t>تيطس</w:t>
-      </w:r>
-      <w:proofErr w:type="spellEnd"/>
-      <w:r>
-        <w:rPr>
-          <w:rFonts w:hint="cs"/>
-          <w:rtl/>
-          <w:lang w:bidi="ar-SA"/>
-        </w:rPr>
-        <w:t xml:space="preserve"> 2: 7 </w:t>
-      </w:r>
-      <w:r>
-        <w:rPr>
-          <w:rtl/>
-          <w:lang w:bidi="ar-SA"/>
-        </w:rPr>
-        <w:t>–</w:t>
-      </w:r>
-      <w:r>
-        <w:rPr>
-          <w:rFonts w:hint="cs"/>
-          <w:rtl/>
-          <w:lang w:bidi="ar-SA"/>
-        </w:rPr>
-        <w:t xml:space="preserve"> 9 يتكلم عن "أعمال حسنة" نحن كمسيحيين مطالبون بها. هذه الأعمال هي ثمر الحياة الجديدة، الأبدية والطبيعة الإلهية، التي يحصل عليها المسيحي (2. </w:t>
-      </w:r>
-      <w:r>
-        <w:rPr>
-          <w:rFonts w:hint="cs"/>
-          <w:rtl/>
-          <w:lang w:bidi="ar-SA"/>
-        </w:rPr>
-        <w:t>بطرس</w:t>
-      </w:r>
-      <w:r>
-        <w:rPr>
-          <w:rFonts w:hint="cs"/>
-          <w:rtl/>
-          <w:lang w:bidi="ar-SA"/>
-        </w:rPr>
-        <w:t xml:space="preserve"> 1: 4)</w:t>
-      </w:r>
-      <w:r>
-        <w:rPr>
-          <w:rFonts w:hint="cs"/>
-          <w:rtl/>
-          <w:lang w:bidi="ar-SA"/>
-        </w:rPr>
-        <w:t xml:space="preserve"> التي قدرة حياتها موجودة في الإيمان وشدتها في الروح القدس. هذه الأعمال هي ثمار حسنة تنمو في شجرة جيدة.</w:t>
+        </w:rPr>
+        <w:t>إننا مرة أخرى يحق لنا أن نفهم بأن التقي يحق له أن يثق بشدة بهذه "الذراع"، لأنها ستقوم وستلبس عزتها كأيامها في القِدم حينما ضربت مصر (</w:t>
+      </w:r>
+      <w:r>
+        <w:rPr>
+          <w:rtl/>
+        </w:rPr>
+        <w:t>رَهَبَ</w:t>
+      </w:r>
+      <w:r>
+        <w:rPr>
+          <w:rFonts w:hint="cs"/>
+          <w:rtl/>
+        </w:rPr>
+        <w:t xml:space="preserve">) وشقت البحر الأحمر. </w:t>
+      </w:r>
+      <w:r>
+        <w:rPr>
+          <w:rFonts w:hint="cs"/>
+          <w:rtl/>
+        </w:rPr>
+        <w:t>لكن الآن ستُعرَض أشياء أعظم أمام عيوننا كما نرى في الجزء الأخير من عدد 16 (انظر إشعياء 51: 16). السموات ستُ</w:t>
+      </w:r>
+      <w:r>
+        <w:rPr>
+          <w:rFonts w:hint="cs"/>
+          <w:rtl/>
+        </w:rPr>
+        <w:t>غرَس</w:t>
+      </w:r>
+      <w:r>
+        <w:rPr>
+          <w:rFonts w:hint="cs"/>
+          <w:rtl/>
+        </w:rPr>
+        <w:t xml:space="preserve"> وستوضع أسس الأرض؛ فإسرائيل سيُعترف به في صهيون </w:t>
+      </w:r>
+      <w:r>
+        <w:rPr>
+          <w:rFonts w:hint="cs"/>
+          <w:rtl/>
+        </w:rPr>
+        <w:t>ك</w:t>
+      </w:r>
+      <w:r>
+        <w:rPr>
+          <w:rFonts w:hint="cs"/>
+          <w:rtl/>
+        </w:rPr>
+        <w:t>شعب الله.</w:t>
       </w:r>
     </w:p>
     <w:p>
       <w:pPr>
-        <w:bidi/>
-        <w:jc w:val="both"/>
-        <w:rPr>
-          <w:rtl/>
-          <w:lang w:bidi="ar-SA"/>
+        <w:rPr>
+          <w:rtl/>
         </w:rPr>
       </w:pPr>
       <w:r>
         <w:rPr>
           <w:rFonts w:hint="cs"/>
           <w:rtl/>
-          <w:lang w:bidi="ar-SA"/>
-        </w:rPr>
-        <w:t xml:space="preserve">في رومية 3 </w:t>
-      </w:r>
-      <w:r>
-        <w:rPr>
-          <w:rtl/>
-          <w:lang w:bidi="ar-SA"/>
+        </w:rPr>
+        <w:t xml:space="preserve">في الوقت الحاضر الله يتهيّأ في غرس السماوات بدعوة المؤمنين، بتشكيل الكنيسة التي مقرها سيكون في السماء عند ابتداء دهر المجد. عندها سيستخدم الله يده ليضع بمفهوم أدبي وبحسب </w:t>
+      </w:r>
+      <w:r>
+        <w:rPr>
+          <w:rFonts w:hint="cs"/>
+          <w:rtl/>
+        </w:rPr>
+        <w:t>عدله</w:t>
+      </w:r>
+      <w:r>
+        <w:rPr>
+          <w:rFonts w:hint="cs"/>
+          <w:rtl/>
+        </w:rPr>
+        <w:t xml:space="preserve"> أساسات الأرض </w:t>
+      </w:r>
+      <w:r>
+        <w:rPr>
+          <w:rtl/>
         </w:rPr>
         <w:t>–</w:t>
       </w:r>
@@ -467,160 +405,141 @@
         <w:rPr>
           <w:rFonts w:hint="cs"/>
           <w:rtl/>
-          <w:lang w:bidi="ar-SA"/>
-        </w:rPr>
-        <w:t xml:space="preserve"> 5 نرى، بأن التبرير أمام الله يحدث فقط على أساس الإيمان. "</w:t>
-      </w:r>
-      <w:r>
-        <w:rPr>
-          <w:rtl/>
-          <w:lang w:bidi="ar-SA"/>
-        </w:rPr>
-        <w:t>إِذًا نَحْسِبُ أَنَّ الإِنْسَانَ يَتَبَرَّرُ بِالإِيمَانِ بِدُونِ أَعْمَالِ النَّامُوسِ</w:t>
-      </w:r>
-      <w:r>
-        <w:rPr>
-          <w:rFonts w:hint="cs"/>
-          <w:rtl/>
-          <w:lang w:bidi="ar-SA"/>
-        </w:rPr>
-        <w:t>." (رومية 3: 28).</w:t>
+        </w:rPr>
+        <w:t xml:space="preserve"> كما يوضح صاحب المزمور وهو يُخبر: "</w:t>
+      </w:r>
+      <w:r>
+        <w:rPr>
+          <w:rtl/>
+        </w:rPr>
+        <w:t>تَتَزَعْزَعُ كُلُّ أُسُسِ الأَرْضِ.</w:t>
+      </w:r>
+      <w:r>
+        <w:rPr>
+          <w:rFonts w:hint="cs"/>
+          <w:rtl/>
+        </w:rPr>
+        <w:t>" (مزمور 82: 5).</w:t>
       </w:r>
     </w:p>
     <w:p>
       <w:pPr>
-        <w:bidi/>
-        <w:jc w:val="both"/>
-        <w:rPr>
-          <w:rtl/>
-          <w:lang w:bidi="ar-SA"/>
+        <w:rPr>
+          <w:rtl/>
         </w:rPr>
       </w:pPr>
       <w:r>
         <w:rPr>
           <w:rFonts w:hint="cs"/>
           <w:rtl/>
-          <w:lang w:bidi="ar-SA"/>
-        </w:rPr>
-        <w:t xml:space="preserve">من الجانب الآخر يقول لنا يعقوب 2 كذلك بصورة واضحة، بأن التبرير </w:t>
-      </w:r>
-      <w:r>
-        <w:rPr>
-          <w:rtl/>
-          <w:lang w:bidi="ar-SA"/>
-        </w:rPr>
-        <w:t>–</w:t>
-      </w:r>
-      <w:r>
-        <w:rPr>
-          <w:rFonts w:hint="cs"/>
-          <w:rtl/>
-          <w:lang w:bidi="ar-SA"/>
-        </w:rPr>
-        <w:t xml:space="preserve"> في تلامسه العلني أمام الناس في العالم </w:t>
-      </w:r>
-      <w:r>
-        <w:rPr>
-          <w:rtl/>
-          <w:lang w:bidi="ar-SA"/>
-        </w:rPr>
-        <w:t>–</w:t>
-      </w:r>
-      <w:r>
-        <w:rPr>
-          <w:rFonts w:hint="cs"/>
-          <w:rtl/>
-          <w:lang w:bidi="ar-SA"/>
-        </w:rPr>
-        <w:t xml:space="preserve"> ليس هو نتيجة الإيمان بصورة أساسية فقط، وإنما كذلك بالأعمال. "</w:t>
-      </w:r>
-      <w:r>
-        <w:rPr>
-          <w:rtl/>
-          <w:lang w:bidi="ar-SA"/>
-        </w:rPr>
-        <w:t>تَرَوْنَ إِذًا أَنَّهُ بِالأَعْمَالِ يَتَبَرَّرُ الإِنْسَانُ، لاَ بِالإِيمَانِ وَحْدَهُ.</w:t>
-      </w:r>
-      <w:r>
-        <w:rPr>
-          <w:rFonts w:hint="cs"/>
-          <w:rtl/>
-          <w:lang w:bidi="ar-SA"/>
-        </w:rPr>
-        <w:t>" (يعقوب 2: 24).</w:t>
+        </w:rPr>
+        <w:t xml:space="preserve">لأنه هذا هو </w:t>
+      </w:r>
+      <w:r>
+        <w:rPr>
+          <w:rFonts w:hint="cs"/>
+          <w:rtl/>
+        </w:rPr>
+        <w:t>حالها</w:t>
+      </w:r>
+      <w:r>
+        <w:rPr>
+          <w:rFonts w:hint="cs"/>
+          <w:rtl/>
+        </w:rPr>
+        <w:t xml:space="preserve">! هذا هو بأن كل شيء في أيامنا معوجّ على الأرض، حتى أن الأساسات ستوضع من جديد. وإذ سيعي ذلك الكثير من السياسيين سيهدمون كل شيء وسيمهدون بداية جديدة كليًا. </w:t>
+      </w:r>
+      <w:r>
+        <w:rPr>
+          <w:rFonts w:hint="cs"/>
+          <w:rtl/>
+        </w:rPr>
+        <w:t>فلو نجحوا، ف</w:t>
+      </w:r>
+      <w:r>
+        <w:rPr>
+          <w:rFonts w:hint="cs"/>
+          <w:rtl/>
+        </w:rPr>
+        <w:t>ب</w:t>
+      </w:r>
+      <w:r>
+        <w:rPr>
+          <w:rFonts w:hint="cs"/>
+          <w:rtl/>
+        </w:rPr>
+        <w:t xml:space="preserve">الحقيقة ستكون النتيجة أسوأ مما مضى، لأنهم لا يستخدمون "ذراع الرب" التي وحدها باستطاعتها تحقيقه، بحيث سيملك البر بدلاً من الإثم </w:t>
+      </w:r>
+      <w:r>
+        <w:rPr>
+          <w:rFonts w:hint="cs"/>
+          <w:rtl/>
+        </w:rPr>
+        <w:t>والشر</w:t>
+      </w:r>
+      <w:r>
+        <w:rPr>
+          <w:rFonts w:hint="cs"/>
+          <w:rtl/>
+        </w:rPr>
+        <w:t>.</w:t>
+      </w:r>
+      <w:r>
+        <w:rPr>
+          <w:rFonts w:hint="cs"/>
+          <w:rtl/>
+        </w:rPr>
+        <w:t xml:space="preserve"> عندها أخيرًا سيُعترف بصهيون وسيجد إسرائيل مكانته التي تليق به </w:t>
+      </w:r>
+      <w:proofErr w:type="spellStart"/>
+      <w:r>
+        <w:rPr>
+          <w:rFonts w:hint="cs"/>
+          <w:rtl/>
+        </w:rPr>
+        <w:t>لكيما</w:t>
+      </w:r>
+      <w:proofErr w:type="spellEnd"/>
+      <w:r>
+        <w:rPr>
+          <w:rFonts w:hint="cs"/>
+          <w:rtl/>
+        </w:rPr>
+        <w:t xml:space="preserve"> يملك البر فعلاً. لكن لكي يحدث كل هذا ستوقع "ذراع" الله </w:t>
+      </w:r>
+      <w:proofErr w:type="spellStart"/>
+      <w:r>
+        <w:rPr>
+          <w:rFonts w:hint="cs"/>
+          <w:rtl/>
+        </w:rPr>
+        <w:t>القدوسة</w:t>
+      </w:r>
+      <w:proofErr w:type="spellEnd"/>
+      <w:r>
+        <w:rPr>
+          <w:rFonts w:hint="cs"/>
+          <w:rtl/>
+        </w:rPr>
+        <w:t xml:space="preserve"> أقضية رهيبة كما نرى في إشعياء 59 و 63.</w:t>
       </w:r>
     </w:p>
     <w:p>
       <w:pPr>
-        <w:bidi/>
-        <w:jc w:val="both"/>
-        <w:rPr>
-          <w:rtl/>
-          <w:lang w:bidi="ar-SA"/>
+        <w:rPr>
+          <w:rtl/>
         </w:rPr>
       </w:pPr>
       <w:r>
         <w:rPr>
           <w:rFonts w:hint="cs"/>
           <w:rtl/>
-          <w:lang w:bidi="ar-SA"/>
-        </w:rPr>
-        <w:t xml:space="preserve">إن قرأت </w:t>
-      </w:r>
-      <w:proofErr w:type="spellStart"/>
-      <w:r>
-        <w:rPr>
-          <w:rFonts w:hint="cs"/>
-          <w:rtl/>
-          <w:lang w:bidi="ar-SA"/>
-        </w:rPr>
-        <w:t>الإصحاحات</w:t>
-      </w:r>
-      <w:proofErr w:type="spellEnd"/>
-      <w:r>
-        <w:rPr>
-          <w:rFonts w:hint="cs"/>
-          <w:rtl/>
-          <w:lang w:bidi="ar-SA"/>
-        </w:rPr>
-        <w:t xml:space="preserve"> من رسالة رومية بعناية ومن رسالة يعقوب، ستجد التناغم ما بين "الإيمان" و"الأعمال". كل من النصين يقدّم إبراهيم كالمثال العظيم في العهد القديم الذي يدعم الحق المعروض لنا هنا. </w:t>
-      </w:r>
-      <w:r>
-        <w:rPr>
-          <w:rFonts w:hint="cs"/>
-          <w:rtl/>
-          <w:lang w:bidi="ar-SA"/>
-        </w:rPr>
-        <w:t>الله دعا إبراهيم "أبًا لجميع المؤمنين". عن هذا يتكلم بولس في رومية 4 :11. الإيمان كان واقعًا حيًا في حياة إبراهيم مع الله. هو آمن بالله</w:t>
-      </w:r>
-      <w:r>
-        <w:rPr>
-          <w:rFonts w:hint="cs"/>
-          <w:rtl/>
-          <w:lang w:bidi="ar-SA"/>
-        </w:rPr>
-        <w:t xml:space="preserve"> بأنه هو وسارة سيحصلان على ابن، حينما كان هذا مستح</w:t>
-      </w:r>
-      <w:r>
-        <w:rPr>
-          <w:rFonts w:hint="cs"/>
-          <w:rtl/>
-          <w:lang w:bidi="ar-SA"/>
-        </w:rPr>
-        <w:t>يلاً</w:t>
-      </w:r>
-      <w:r>
-        <w:rPr>
-          <w:rFonts w:hint="cs"/>
-          <w:rtl/>
-          <w:lang w:bidi="ar-SA"/>
-        </w:rPr>
-        <w:t xml:space="preserve"> بنظر البشر </w:t>
-      </w:r>
-      <w:r>
-        <w:rPr>
-          <w:rtl/>
-          <w:lang w:bidi="ar-SA"/>
+        </w:rPr>
+        <w:t xml:space="preserve">لكن إن تأملنا المقاطع التي تتكلم عن "عبد" الرب سيُعرَض أمامنا خط آخر أيضًا </w:t>
+      </w:r>
+      <w:r>
+        <w:rPr>
+          <w:rtl/>
         </w:rPr>
         <w:t>–</w:t>
       </w:r>
@@ -628,200 +547,83 @@
         <w:rPr>
           <w:rFonts w:hint="cs"/>
           <w:rtl/>
-          <w:lang w:bidi="ar-SA"/>
-        </w:rPr>
-        <w:t xml:space="preserve"> والله حسب له هذا الإيمان برًا (تكوين 15: 4 </w:t>
-      </w:r>
-      <w:r>
-        <w:rPr>
-          <w:rtl/>
-          <w:lang w:bidi="ar-SA"/>
-        </w:rPr>
-        <w:t>–</w:t>
-      </w:r>
-      <w:r>
-        <w:rPr>
-          <w:rFonts w:hint="cs"/>
-          <w:rtl/>
-          <w:lang w:bidi="ar-SA"/>
-        </w:rPr>
-        <w:t xml:space="preserve"> 6).</w:t>
+        </w:rPr>
+        <w:t xml:space="preserve"> بالأخص إشعياء 42، إشعياء 49 وإشعياء 53. هنا يأتي واحد بالنعمة، بالاتضاع والآلام، وقد أخفق في مهمته إن نظرنا إلى ذلك بسطحية، إلا أنه سيحوّل المشهد في النهاية إلى </w:t>
+      </w:r>
+      <w:r>
+        <w:rPr>
+          <w:rFonts w:hint="cs"/>
+          <w:rtl/>
+        </w:rPr>
+        <w:t>نص</w:t>
+      </w:r>
+      <w:r>
+        <w:rPr>
+          <w:rFonts w:hint="cs"/>
+          <w:rtl/>
+        </w:rPr>
+        <w:t>ر</w:t>
+      </w:r>
+      <w:r>
+        <w:rPr>
+          <w:rFonts w:hint="cs"/>
+          <w:rtl/>
+        </w:rPr>
+        <w:t>ة</w:t>
+      </w:r>
+      <w:r>
+        <w:rPr>
+          <w:rFonts w:hint="cs"/>
+          <w:rtl/>
+        </w:rPr>
+        <w:t>.</w:t>
       </w:r>
     </w:p>
     <w:p>
-      <w:pPr>
-        <w:bidi/>
-        <w:jc w:val="both"/>
-        <w:rPr>
-          <w:rtl/>
-        </w:rPr>
-      </w:pPr>
-      <w:r>
-        <w:rPr>
-          <w:rFonts w:hint="cs"/>
-          <w:rtl/>
-          <w:lang w:bidi="ar-SA"/>
-        </w:rPr>
-        <w:t xml:space="preserve">من بعد ذلك بسنوات نرى عملاً عظيمًا للإيمان، حينما ذهب إبراهيم بكل بساطة طائعًا الله إلى جبل </w:t>
+      <w:r>
+        <w:rPr>
+          <w:rFonts w:hint="cs"/>
+          <w:rtl/>
+        </w:rPr>
+        <w:t xml:space="preserve">إنه يُقدّم لنا في إشعياء 42، وبنفس الوقت نلاحظ، بأنه على الرغم من أنه لن يأتي وسط الناس كمخرب سياسي، ولن يقصف قصبة مرضوضة ولن يطفئ فتيلة مدخنة، أي أنه لن يجيب بقضاء على أخطاء ووقاحة الناس كالفريسيين (متى 12: 14 </w:t>
+      </w:r>
+      <w:r>
+        <w:rPr>
+          <w:rtl/>
+        </w:rPr>
+        <w:t>–</w:t>
+      </w:r>
+      <w:r>
+        <w:rPr>
+          <w:rFonts w:hint="cs"/>
+          <w:rtl/>
+        </w:rPr>
+        <w:t xml:space="preserve"> 21). بالرغم من ذلك فهو أخيرًا سيُصدر الحق </w:t>
       </w:r>
       <w:proofErr w:type="spellStart"/>
       <w:r>
         <w:rPr>
           <w:rFonts w:hint="cs"/>
           <w:rtl/>
-          <w:lang w:bidi="ar-SA"/>
-        </w:rPr>
-        <w:t>المريا</w:t>
+        </w:rPr>
+        <w:t>بحسبما</w:t>
       </w:r>
       <w:proofErr w:type="spellEnd"/>
       <w:r>
         <w:rPr>
           <w:rFonts w:hint="cs"/>
           <w:rtl/>
-          <w:lang w:bidi="ar-SA"/>
-        </w:rPr>
-        <w:t xml:space="preserve"> ليقدم اسحق، ابن الموعد، الذي سيصير أمة عظيمة، ذبيحة (تكوين 22: 1 </w:t>
-      </w:r>
-      <w:r>
-        <w:rPr>
-          <w:rtl/>
-          <w:lang w:bidi="ar-SA"/>
-        </w:rPr>
-        <w:t>–</w:t>
-      </w:r>
-      <w:r>
-        <w:rPr>
-          <w:rFonts w:hint="cs"/>
-          <w:rtl/>
-          <w:lang w:bidi="ar-SA"/>
-        </w:rPr>
-        <w:t xml:space="preserve"> 19). لقد آمن بأن الله قادر وسيُقيم الموتى ثانية. إن هذا</w:t>
-      </w:r>
-      <w:r>
-        <w:rPr>
-          <w:rFonts w:hint="cs"/>
-          <w:rtl/>
-          <w:lang w:bidi="ar-SA"/>
-        </w:rPr>
-        <w:t xml:space="preserve"> الحدث العلني أظهر أمام الناس إيمانه بالله. لقد كان البرهان الظاهر للعيان على إيمانه الباطني. وإلى هذا يُشير </w:t>
-      </w:r>
-      <w:r>
-        <w:rPr>
-          <w:rtl/>
-          <w:lang w:bidi="ar-SA"/>
-        </w:rPr>
-        <w:t>يعقوب</w:t>
-      </w:r>
-      <w:r>
-        <w:rPr>
-          <w:rFonts w:hint="cs"/>
-          <w:rtl/>
-        </w:rPr>
-        <w:t>.</w:t>
-      </w:r>
-    </w:p>
-    <w:p>
-      <w:pPr>
-        <w:bidi/>
-        <w:jc w:val="both"/>
-        <w:rPr>
-          <w:rtl/>
-        </w:rPr>
-      </w:pPr>
-      <w:r>
-        <w:rPr>
-          <w:rFonts w:hint="cs"/>
-          <w:rtl/>
-        </w:rPr>
-        <w:t>فكما هي قصة الرجلين: واحد كان داخل قبة مجوفة وأصر بأن المحدب مقعر، بينما الثاني كان خارجها</w:t>
-      </w:r>
-      <w:r>
-        <w:rPr>
-          <w:rFonts w:hint="cs"/>
-          <w:rtl/>
-        </w:rPr>
-        <w:t xml:space="preserve"> مدعيًا أنها محدبة</w:t>
-      </w:r>
-      <w:r>
-        <w:rPr>
-          <w:rFonts w:hint="cs"/>
-          <w:rtl/>
-        </w:rPr>
-        <w:t xml:space="preserve">. </w:t>
-      </w:r>
-      <w:r>
-        <w:rPr>
-          <w:rtl/>
-        </w:rPr>
-        <w:t>–</w:t>
-      </w:r>
-      <w:r>
-        <w:rPr>
-          <w:rFonts w:hint="cs"/>
-          <w:rtl/>
-        </w:rPr>
-        <w:t xml:space="preserve"> وهذا ما يرينا إياه بولس في رسالة رومية النظرة من الداخل وقال "بالإيمان"، بينما يعقوب فينظر إلى الأمور من الخارج وقال "بالأعمال". إلا أن لا تناقض ما بين بولس ويعقوب في </w:t>
-      </w:r>
-      <w:proofErr w:type="spellStart"/>
-      <w:r>
-        <w:rPr>
-          <w:rFonts w:hint="cs"/>
-          <w:rtl/>
-        </w:rPr>
-        <w:t>ادعائيهما</w:t>
-      </w:r>
-      <w:proofErr w:type="spellEnd"/>
-      <w:r>
-        <w:rPr>
-          <w:rFonts w:hint="cs"/>
-          <w:rtl/>
-        </w:rPr>
-        <w:t>.</w:t>
-      </w:r>
-    </w:p>
-    <w:p>
-      <w:pPr>
-        <w:bidi/>
-        <w:jc w:val="both"/>
-        <w:rPr>
-          <w:rFonts w:hint="cs"/>
-          <w:rtl/>
-        </w:rPr>
-      </w:pPr>
-      <w:r>
-        <w:rPr>
-          <w:rFonts w:hint="cs"/>
-          <w:rtl/>
-        </w:rPr>
-        <w:t>لربما تتساءل، ما هو الإيمان في الواقع. وهنالك تعريف جيد: "الإيمان، هو ما يقوله الله، لأن الله قاله." فالإيمان كالنافذة التي تُدخل أشعة الشمس. أشعة الشمس تنير حائط البيت من الخارج، ولن تضيء غرفة مظلمة إلا أن كان فيها نافذة. عندها النور الإلهي سيتدفق إلى داخل قلوينا</w:t>
-      </w:r>
-      <w:r>
-        <w:rPr>
-          <w:rFonts w:hint="cs"/>
-          <w:rtl/>
-        </w:rPr>
-        <w:t xml:space="preserve"> إن "آمنا بالله" كما فعل إبراهيم. إلا أن الإيمان الحقيقي يصل إلى أبعد من ذلك. فالأمر ليس فقط بأن يكون لدينا النور، وإنما بأن نجد ملء الراحة فيمن أعلن لنا النور </w:t>
-      </w:r>
-      <w:r>
-        <w:rPr>
-          <w:rtl/>
-        </w:rPr>
-        <w:t>–</w:t>
-      </w:r>
-      <w:r>
-        <w:rPr>
-          <w:rFonts w:hint="cs"/>
-          <w:rtl/>
-        </w:rPr>
-        <w:t xml:space="preserve"> </w:t>
-      </w:r>
-      <w:hyperlink r:id="rId4" w:anchor=":~:text=Ein%20Missionar%20hatte%20einmal%20Schwierigkeiten%2C%20beim%20%C3%9Cbersetzen%20der" w:history="1">
+        </w:rPr>
+        <w:t xml:space="preserve"> هو حق، وهذا ما سيُظهر انتصارًا. قد يبدو وكأنه يفشل في مجيئه الأول بالنعمة، لكنه لن يكل ولن يخور. موسى كلّ وإيليا فقد عزيمته لأنه بدا وكأنه فشل، لكن هذا العبد سيتمم عمله كاملاً إلى </w:t>
+      </w:r>
+      <w:hyperlink r:id="rId4" w:anchor=":~:text=In%20Jesaja%2049%20erscheint%20dasselbe%20Bild" w:history="1">
         <w:r>
           <w:rPr>
             <w:rStyle w:val="Hyperlink"/>
+            <w:rFonts w:hint="cs"/>
             <w:rtl/>
           </w:rPr>
-          <w:t>يسوع</w:t>
+          <w:t>النهاية</w:t>
         </w:r>
       </w:hyperlink>
       <w:r>
@@ -833,9 +635,11 @@
       </w:r>
     </w:p>
     <w:sectPr>
-      <w:pgSz w:w="12240" w:h="15840"/>
-      <w:pgMar w:top="1440" w:right="1800" w:bottom="1440" w:left="1800" w:header="720" w:footer="720" w:gutter="0"/>
-      <w:cols w:space="720"/>
+      <w:pgSz w:w="11906" w:h="16838"/>
+      <w:pgMar w:top="1440" w:right="1440" w:bottom="1440" w:left="1440" w:header="708" w:footer="708" w:gutter="0"/>
+      <w:cols w:space="708"/>
+      <w:bidi/>
+      <w:rtlGutter/>
       <w:docGrid w:linePitch="360"/>
     </w:sectPr>
   </w:body>
@@ -843,19 +647,23 @@
 </file>
 
 <file path=word/styles.xml><?xml version="1.0" encoding="utf-8"?>
-<w:styles xmlns:mc="http://schemas.openxmlformats.org/markup-compatibility/2006" xmlns:r="http://schemas.openxmlformats.org/officeDocument/2006/relationships" xmlns:w="http://schemas.openxmlformats.org/wordprocessingml/2006/main" xmlns:w14="http://schemas.microsoft.com/office/word/2010/wordml" xmlns:w15="http://schemas.microsoft.com/office/word/2012/wordml" xmlns:w16cex="http://schemas.microsoft.com/office/word/2018/wordml/cex" xmlns:w16cid="http://schemas.microsoft.com/office/word/2016/wordml/cid" xmlns:w16="http://schemas.microsoft.com/office/word/2018/wordml" xmlns:w16du="http://schemas.microsoft.com/office/word/2023/wordml/word16du" xmlns:w16sdtdh="http://schemas.microsoft.com/office/word/2020/wordml/sdtdatahash" xmlns:w16sdtfl="http://schemas.microsoft.com/office/word/2024/wordml/sdtformatlock" xmlns:w16se="http://schemas.microsoft.com/office/word/2015/wordml/symex" mc:Ignorable="w14 w15 w16se w16cid w16 w16cex w16sdtdh w16sdtfl w16du">
+<w:styles xmlns:mc="http://schemas.openxmlformats.org/markup-compatibility/2006" xmlns:r="http://schemas.openxmlformats.org/officeDocument/2006/relationships" xmlns:w="http://schemas.openxmlformats.org/wordprocessingml/2006/main" xmlns:w14="http://schemas.microsoft.com/office/word/2010/wordml" xmlns:w15="http://schemas.microsoft.com/office/word/2012/wordml" xmlns:w16cex="http://schemas.microsoft.com/office/word/2018/wordml/cex" xmlns:w16cid="http://schemas.microsoft.com/office/word/2016/wordml/cid" xmlns:w16="http://schemas.microsoft.com/office/word/2018/wordml" xmlns:w16sdtdh="http://schemas.microsoft.com/office/word/2020/wordml/sdtdatahash" xmlns:w16se="http://schemas.microsoft.com/office/word/2015/wordml/symex" mc:Ignorable="w14 w15 w16se w16cid w16 w16cex w16sdtdh">
   <w:docDefaults>
     <w:rPrDefault>
       <w:rPr>
         <w:rFonts w:ascii="Sakkal Majalla" w:eastAsiaTheme="minorHAnsi" w:hAnsi="Sakkal Majalla" w:cs="Sakkal Majalla"/>
+        <w:kern w:val="2"/>
         <w:sz w:val="28"/>
         <w:szCs w:val="28"/>
         <w:lang w:val="en-US" w:eastAsia="en-US" w:bidi="he-IL"/>
+        <w14:ligatures w14:val="standardContextual"/>
       </w:rPr>
     </w:rPrDefault>
     <w:pPrDefault>
       <w:pPr>
+        <w:bidi/>
         <w:spacing w:after="160" w:line="259" w:lineRule="auto"/>
+        <w:jc w:val="both"/>
       </w:pPr>
     </w:pPrDefault>
   </w:docDefaults>
@@ -1247,7 +1055,6 @@
   <w:style w:type="character" w:default="1" w:styleId="DefaultParagraphFont">
     <w:name w:val="Default Paragraph Font"/>
     <w:uiPriority w:val="1"/>
-    <w:semiHidden/>
     <w:unhideWhenUsed/>
   </w:style>
   <w:style w:type="table" w:default="1" w:styleId="TableNormal">
@@ -1276,7 +1083,7 @@
     <w:basedOn w:val="DefaultParagraphFont"/>
     <w:uiPriority w:val="99"/>
     <w:unhideWhenUsed/>
-    <w:rsid w:val="000C4EFC"/>
+    <w:rsid w:val="00DF19C8"/>
     <w:rPr>
       <w:color w:val="0563C1" w:themeColor="hyperlink"/>
       <w:u w:val="single"/>
@@ -1288,7 +1095,7 @@
     <w:uiPriority w:val="99"/>
     <w:semiHidden/>
     <w:unhideWhenUsed/>
-    <w:rsid w:val="000C4EFC"/>
+    <w:rsid w:val="00DF19C8"/>
     <w:rPr>
       <w:color w:val="605E5C"/>
       <w:shd w:val="clear" w:color="auto" w:fill="E1DFDD"/>
@@ -1300,7 +1107,7 @@
     <w:uiPriority w:val="99"/>
     <w:semiHidden/>
     <w:unhideWhenUsed/>
-    <w:rsid w:val="00E533FE"/>
+    <w:rsid w:val="00CD40FC"/>
     <w:rPr>
       <w:color w:val="954F72" w:themeColor="followedHyperlink"/>
       <w:u w:val="single"/>
